--- a/pr-preview/pr-263/linear-algebra-projections-tracked-changes.docx
+++ b/pr-preview/pr-263/linear-algebra-projections-tracked-changes.docx
@@ -16,7 +16,7 @@
       </w:pPr>
       <w:del w:id="1" w:author="PR Preview" w:date="2026-01-01T00:00:00Z">
         <w:r>
-          <w:delText xml:space="preserve">Last modified: 2026-10-13 11:22:25 (PDT)</w:delText>
+          <w:delText xml:space="preserve">Last modified: 2026-10-13 17:46:07 (PDT)</w:delText>
         </w:r>
       </w:del>
     </w:p>
@@ -26,11 +26,11 @@
       </w:pPr>
       <w:ins w:id="2" w:author="PR Preview" w:date="2026-01-01T00:00:00Z">
         <w:r>
-          <w:t xml:space="preserve">Last modified: 2026-10-13 13:40:26 (PDT)</w:t>
+          <w:t xml:space="preserve">Last modified: 2026-10-13 17:44:25 (PDT)</w:t>
         </w:r>
       </w:ins>
     </w:p>
-    <w:bookmarkStart w:id="148" w:name="design-matrix"/>
+    <w:bookmarkStart w:id="149" w:name="design-matrix"/>
     <w:p>
       <w:pPr>
         <w:pStyle w:val="Heading2"/>
@@ -1622,7 +1622,18 @@
         <w:t xml:space="preserve"> </w:t>
       </w:r>
       <w:r>
-        <w:t xml:space="preserve">it appears in the OLS estimator</w:t>
+        <w:t xml:space="preserve">it appears in the least squares solution (</w:t>
+      </w:r>
+      <w:hyperlink w:anchor="def-least-squares">
+        <w:r>
+          <w:rPr>
+            <w:rStyle w:val="Hyperlink"/>
+          </w:rPr>
+          <w:t xml:space="preserve">Definition 8</w:t>
+        </w:r>
+      </w:hyperlink>
+      <w:r>
+        <w:t xml:space="preserve">, defined later in this chapter)</w:t>
       </w:r>
       <w:r>
         <w:t xml:space="preserve"> </w:t>
@@ -6510,7 +6521,24 @@
         <w:t xml:space="preserve"> (Why it is called the hat matrix). </w:t>
       </w:r>
       <w:r>
-        <w:t xml:space="preserve">The hat matrix gives the fitted values in linear regression:</w:t>
+        <w:t xml:space="preserve">The hat matrix gives the fitted values of the least squares solution</w:t>
+      </w:r>
+      <w:r>
+        <w:t xml:space="preserve"> </w:t>
+      </w:r>
+      <w:r>
+        <w:t xml:space="preserve">(</w:t>
+      </w:r>
+      <w:hyperlink w:anchor="def-least-squares">
+        <w:r>
+          <w:rPr>
+            <w:rStyle w:val="Hyperlink"/>
+          </w:rPr>
+          <w:t xml:space="preserve">Definition 8</w:t>
+        </w:r>
+      </w:hyperlink>
+      <w:r>
+        <w:t xml:space="preserve">, defined later in this chapter):</w:t>
       </w:r>
     </w:p>
     <w:p>
@@ -11580,7 +11608,7 @@
           <w:rPr>
             <w:rStyle w:val="Hyperlink"/>
           </w:rPr>
-          <w:t xml:space="preserve">Definition 9 in Inner Products and Orthogonality</w:t>
+          <w:t xml:space="preserve">Definition 11 in Inner Products and Orthogonality</w:t>
         </w:r>
       </w:hyperlink>
       <w:r>
@@ -34591,7 +34619,7 @@
           <w:rPr>
             <w:rStyle w:val="Hyperlink"/>
           </w:rPr>
-          <w:t xml:space="preserve">Definition 8 in Column Space, Null Space and Rank-Nullity</w:t>
+          <w:t xml:space="preserve">Definition 10 in Column Space, Null Space and Rank-Nullity</w:t>
         </w:r>
       </w:hyperlink>
       <w:r>
@@ -54169,7 +54197,7 @@
     </w:p>
     <w:bookmarkEnd w:id="109"/>
     <w:bookmarkEnd w:id="110"/>
-    <w:bookmarkStart w:id="147" w:name="sec-solving-linear-systems"/>
+    <w:bookmarkStart w:id="148" w:name="sec-solving-linear-systems"/>
     <w:p>
       <w:pPr>
         <w:pStyle w:val="Heading3"/>
@@ -58592,7 +58620,7 @@
           <w:rPr>
             <w:rStyle w:val="Hyperlink"/>
           </w:rPr>
-          <w:t xml:space="preserve">Definition 10 in Inner Products and Orthogonality</w:t>
+          <w:t xml:space="preserve">Definition 12 in Inner Products and Orthogonality</w:t>
         </w:r>
       </w:hyperlink>
       <w:r>
@@ -62447,111 +62475,11 @@
         </m:oMath>
       </m:oMathPara>
     </w:p>
-    <w:p>
-      <w:pPr>
-        <w:pStyle w:val="FirstParagraph"/>
-      </w:pPr>
-      <w:r>
-        <w:t xml:space="preserve">The equations</w:t>
-      </w:r>
-      <w:r>
-        <w:t xml:space="preserve"> </w:t>
-      </w:r>
-      <m:oMath>
-        <m:sSup>
-          <m:e>
-            <m:r>
-              <m:rPr>
-                <m:sty m:val="bi"/>
-              </m:rPr>
-              <m:t>A</m:t>
-            </m:r>
-          </m:e>
-          <m:sup>
-            <m:r>
-              <m:rPr>
-                <m:sty m:val="p"/>
-              </m:rPr>
-              <m:t>⊤</m:t>
-            </m:r>
-          </m:sup>
-        </m:sSup>
-        <m:r>
-          <m:rPr>
-            <m:sty m:val="bi"/>
-          </m:rPr>
-          <m:t>A</m:t>
-        </m:r>
-        <m:acc>
-          <m:accPr>
-            <m:chr m:val="̃"/>
-          </m:accPr>
-          <m:e>
-            <m:r>
-              <m:t>x</m:t>
-            </m:r>
-          </m:e>
-        </m:acc>
-        <m:r>
-          <m:rPr>
-            <m:sty m:val="p"/>
-          </m:rPr>
-          <m:t>=</m:t>
-        </m:r>
-        <m:sSup>
-          <m:e>
-            <m:r>
-              <m:rPr>
-                <m:sty m:val="bi"/>
-              </m:rPr>
-              <m:t>A</m:t>
-            </m:r>
-          </m:e>
-          <m:sup>
-            <m:r>
-              <m:rPr>
-                <m:sty m:val="p"/>
-              </m:rPr>
-              <m:t>⊤</m:t>
-            </m:r>
-          </m:sup>
-        </m:sSup>
-        <m:acc>
-          <m:accPr>
-            <m:chr m:val="̃"/>
-          </m:accPr>
-          <m:e>
-            <m:r>
-              <m:t>b</m:t>
-            </m:r>
-          </m:e>
-        </m:acc>
-      </m:oMath>
-      <w:r>
-        <w:t xml:space="preserve"> </w:t>
-      </w:r>
-      <w:r>
-        <w:t xml:space="preserve">are the</w:t>
-      </w:r>
-      <w:r>
-        <w:t xml:space="preserve"> </w:t>
-      </w:r>
-      <w:r>
-        <w:rPr>
-          <w:b/>
-          <w:bCs/>
-        </w:rPr>
-        <w:t xml:space="preserve">normal equations</w:t>
-      </w:r>
-      <w:r>
-        <w:t xml:space="preserve">.</w:t>
-      </w:r>
-    </w:p>
     <w:bookmarkEnd w:id="126"/>
     <w:bookmarkStart w:id="127" w:name="exm-least-squares"/>
     <w:p>
       <w:pPr>
-        <w:pStyle w:val="BodyText"/>
+        <w:pStyle w:val="FirstParagraph"/>
       </w:pPr>
       <w:r>
         <w:rPr>
@@ -63220,7 +63148,177 @@
       </w:r>
     </w:p>
     <w:bookmarkEnd w:id="127"/>
-    <w:bookmarkStart w:id="128" w:name="thm-normal-equations"/>
+    <w:bookmarkStart w:id="128" w:name="def-normal-equations"/>
+    <w:p>
+      <w:pPr>
+        <w:pStyle w:val="BodyText"/>
+      </w:pPr>
+      <w:r>
+        <w:rPr>
+          <w:b/>
+          <w:bCs/>
+        </w:rPr>
+        <w:t xml:space="preserve">Definition 9 (Normal equations)</w:t>
+      </w:r>
+      <w:r>
+        <w:t xml:space="preserve"> </w:t>
+      </w:r>
+      <w:r>
+        <w:t xml:space="preserve">For</w:t>
+      </w:r>
+      <w:r>
+        <w:t xml:space="preserve"> </w:t>
+      </w:r>
+      <m:oMath>
+        <m:r>
+          <m:rPr>
+            <m:sty m:val="bi"/>
+          </m:rPr>
+          <m:t>A</m:t>
+        </m:r>
+      </m:oMath>
+      <w:r>
+        <w:t xml:space="preserve"> </w:t>
+      </w:r>
+      <w:r>
+        <w:t xml:space="preserve">and</w:t>
+      </w:r>
+      <w:r>
+        <w:t xml:space="preserve"> </w:t>
+      </w:r>
+      <m:oMath>
+        <m:acc>
+          <m:accPr>
+            <m:chr m:val="̃"/>
+          </m:accPr>
+          <m:e>
+            <m:r>
+              <m:t>b</m:t>
+            </m:r>
+          </m:e>
+        </m:acc>
+      </m:oMath>
+      <w:r>
+        <w:t xml:space="preserve"> </w:t>
+      </w:r>
+      <w:r>
+        <w:t xml:space="preserve">as in</w:t>
+      </w:r>
+      <w:r>
+        <w:t xml:space="preserve"> </w:t>
+      </w:r>
+      <w:hyperlink w:anchor="def-least-squares">
+        <w:r>
+          <w:rPr>
+            <w:rStyle w:val="Hyperlink"/>
+          </w:rPr>
+          <w:t xml:space="preserve">Definition 8</w:t>
+        </w:r>
+      </w:hyperlink>
+      <w:r>
+        <w:t xml:space="preserve">,</w:t>
+      </w:r>
+      <w:r>
+        <w:t xml:space="preserve"> </w:t>
+      </w:r>
+      <w:r>
+        <w:t xml:space="preserve">the equations</w:t>
+      </w:r>
+      <w:r>
+        <w:t xml:space="preserve"> </w:t>
+      </w:r>
+      <m:oMath>
+        <m:sSup>
+          <m:e>
+            <m:r>
+              <m:rPr>
+                <m:sty m:val="bi"/>
+              </m:rPr>
+              <m:t>A</m:t>
+            </m:r>
+          </m:e>
+          <m:sup>
+            <m:r>
+              <m:rPr>
+                <m:sty m:val="p"/>
+              </m:rPr>
+              <m:t>⊤</m:t>
+            </m:r>
+          </m:sup>
+        </m:sSup>
+        <m:r>
+          <m:rPr>
+            <m:sty m:val="bi"/>
+          </m:rPr>
+          <m:t>A</m:t>
+        </m:r>
+        <m:acc>
+          <m:accPr>
+            <m:chr m:val="̃"/>
+          </m:accPr>
+          <m:e>
+            <m:r>
+              <m:t>x</m:t>
+            </m:r>
+          </m:e>
+        </m:acc>
+        <m:r>
+          <m:rPr>
+            <m:sty m:val="p"/>
+          </m:rPr>
+          <m:t>=</m:t>
+        </m:r>
+        <m:sSup>
+          <m:e>
+            <m:r>
+              <m:rPr>
+                <m:sty m:val="bi"/>
+              </m:rPr>
+              <m:t>A</m:t>
+            </m:r>
+          </m:e>
+          <m:sup>
+            <m:r>
+              <m:rPr>
+                <m:sty m:val="p"/>
+              </m:rPr>
+              <m:t>⊤</m:t>
+            </m:r>
+          </m:sup>
+        </m:sSup>
+        <m:acc>
+          <m:accPr>
+            <m:chr m:val="̃"/>
+          </m:accPr>
+          <m:e>
+            <m:r>
+              <m:t>b</m:t>
+            </m:r>
+          </m:e>
+        </m:acc>
+      </m:oMath>
+      <w:r>
+        <w:t xml:space="preserve"> </w:t>
+      </w:r>
+      <w:r>
+        <w:t xml:space="preserve">are the</w:t>
+      </w:r>
+      <w:r>
+        <w:t xml:space="preserve"> </w:t>
+      </w:r>
+      <w:r>
+        <w:rPr>
+          <w:b/>
+          <w:bCs/>
+        </w:rPr>
+        <w:t xml:space="preserve">normal equations</w:t>
+      </w:r>
+      <w:r>
+        <w:t xml:space="preserve">.</w:t>
+      </w:r>
+    </w:p>
+    <w:bookmarkEnd w:id="128"/>
+    <w:bookmarkStart w:id="129" w:name="thm-normal-equations"/>
     <w:p>
       <w:pPr>
         <w:pStyle w:val="BodyText"/>
@@ -63762,7 +63860,7 @@
         <w:t xml:space="preserve">.</w:t>
       </w:r>
     </w:p>
-    <w:bookmarkEnd w:id="128"/>
+    <w:bookmarkEnd w:id="129"/>
     <w:p>
       <w:pPr>
         <w:pStyle w:val="FirstParagraph"/>
@@ -66982,7 +67080,7 @@
         </m:oMath>
       </m:oMathPara>
     </w:p>
-    <w:bookmarkStart w:id="129" w:name="exm-normal-equations"/>
+    <w:bookmarkStart w:id="130" w:name="exm-normal-equations"/>
     <w:p>
       <w:pPr>
         <w:pStyle w:val="FirstParagraph"/>
@@ -68485,8 +68583,8 @@
         <w:t xml:space="preserve">.</w:t>
       </w:r>
     </w:p>
-    <w:bookmarkEnd w:id="129"/>
-    <w:bookmarkStart w:id="130" w:name="exm-normal-equations-rank-deficient"/>
+    <w:bookmarkEnd w:id="130"/>
+    <w:bookmarkStart w:id="131" w:name="exm-normal-equations-rank-deficient"/>
     <w:p>
       <w:pPr>
         <w:pStyle w:val="BodyText"/>
@@ -69325,8 +69423,8 @@
         <w:t xml:space="preserve">as part 3 says.</w:t>
       </w:r>
     </w:p>
-    <w:bookmarkEnd w:id="130"/>
-    <w:bookmarkStart w:id="131" w:name="thm-qr-least-squares"/>
+    <w:bookmarkEnd w:id="131"/>
+    <w:bookmarkStart w:id="132" w:name="thm-qr-least-squares"/>
     <w:p>
       <w:pPr>
         <w:pStyle w:val="BodyText"/>
@@ -69761,7 +69859,7 @@
         <w:t xml:space="preserve">.</w:t>
       </w:r>
     </w:p>
-    <w:bookmarkEnd w:id="131"/>
+    <w:bookmarkEnd w:id="132"/>
     <w:p>
       <w:pPr>
         <w:pStyle w:val="BodyText"/>
@@ -71421,7 +71519,7 @@
         <w:t xml:space="preserve">.</w:t>
       </w:r>
     </w:p>
-    <w:bookmarkStart w:id="132" w:name="exm-qr-least-squares"/>
+    <w:bookmarkStart w:id="133" w:name="exm-qr-least-squares"/>
     <w:p>
       <w:pPr>
         <w:pStyle w:val="BodyText"/>
@@ -72758,8 +72856,8 @@
         <w:t xml:space="preserve">.</w:t>
       </w:r>
     </w:p>
-    <w:bookmarkEnd w:id="132"/>
-    <w:bookmarkStart w:id="133" w:name="def-lu"/>
+    <w:bookmarkEnd w:id="133"/>
+    <w:bookmarkStart w:id="134" w:name="def-lu"/>
     <w:p>
       <w:pPr>
         <w:pStyle w:val="BodyText"/>
@@ -72769,7 +72867,7 @@
           <w:b/>
           <w:bCs/>
         </w:rPr>
-        <w:t xml:space="preserve">Definition 9 (LU factorization)</w:t>
+        <w:t xml:space="preserve">Definition 10 (LU factorization)</w:t>
       </w:r>
       <w:r>
         <w:t xml:space="preserve"> </w:t>
@@ -72914,8 +73012,8 @@
         <w:t xml:space="preserve">).</w:t>
       </w:r>
     </w:p>
-    <w:bookmarkEnd w:id="133"/>
-    <w:bookmarkStart w:id="134" w:name="exm-lu"/>
+    <w:bookmarkEnd w:id="134"/>
+    <w:bookmarkStart w:id="135" w:name="exm-lu"/>
     <w:p>
       <w:pPr>
         <w:pStyle w:val="BodyText"/>
@@ -74267,8 +74365,8 @@
         <w:t xml:space="preserve">.</w:t>
       </w:r>
     </w:p>
-    <w:bookmarkEnd w:id="134"/>
-    <w:bookmarkStart w:id="135" w:name="exm-not-lu"/>
+    <w:bookmarkEnd w:id="135"/>
+    <w:bookmarkStart w:id="136" w:name="exm-not-lu"/>
     <w:p>
       <w:pPr>
         <w:pStyle w:val="BodyText"/>
@@ -74801,8 +74899,8 @@
         <w:t xml:space="preserve">.</w:t>
       </w:r>
     </w:p>
-    <w:bookmarkEnd w:id="135"/>
-    <w:bookmarkStart w:id="136" w:name="thm-lu-solve"/>
+    <w:bookmarkEnd w:id="136"/>
+    <w:bookmarkStart w:id="137" w:name="thm-lu-solve"/>
     <w:p>
       <w:pPr>
         <w:pStyle w:val="BodyText"/>
@@ -74860,7 +74958,7 @@
           <w:rPr>
             <w:rStyle w:val="Hyperlink"/>
           </w:rPr>
-          <w:t xml:space="preserve">Definition 9</w:t>
+          <w:t xml:space="preserve">Definition 10</w:t>
         </w:r>
       </w:hyperlink>
       <w:r>
@@ -75091,7 +75189,7 @@
         <w:t xml:space="preserve">).</w:t>
       </w:r>
     </w:p>
-    <w:bookmarkEnd w:id="136"/>
+    <w:bookmarkEnd w:id="137"/>
     <w:p>
       <w:pPr>
         <w:pStyle w:val="BodyText"/>
@@ -75778,7 +75876,7 @@
         <w:t xml:space="preserve">.</w:t>
       </w:r>
     </w:p>
-    <w:bookmarkStart w:id="137" w:name="exm-lu-solve"/>
+    <w:bookmarkStart w:id="138" w:name="exm-lu-solve"/>
     <w:p>
       <w:pPr>
         <w:pStyle w:val="BodyText"/>
@@ -76625,9 +76723,9 @@
         </m:oMath>
       </m:oMathPara>
     </w:p>
-    <w:bookmarkEnd w:id="137"/>
-    <w:bookmarkStart w:id="146" w:name="refs"/>
-    <w:bookmarkStart w:id="139" w:name="ref-banerjee2014linear"/>
+    <w:bookmarkEnd w:id="138"/>
+    <w:bookmarkStart w:id="147" w:name="refs"/>
+    <w:bookmarkStart w:id="140" w:name="ref-banerjee2014linear"/>
     <w:p>
       <w:pPr>
         <w:pStyle w:val="Bibliography"/>
@@ -76651,7 +76749,7 @@
       <w:r>
         <w:t xml:space="preserve"> </w:t>
       </w:r>
-      <w:hyperlink r:id="rId138">
+      <w:hyperlink r:id="rId139">
         <w:r>
           <w:rPr>
             <w:rStyle w:val="Hyperlink"/>
@@ -76663,8 +76761,8 @@
         <w:t xml:space="preserve">.</w:t>
       </w:r>
     </w:p>
-    <w:bookmarkEnd w:id="139"/>
-    <w:bookmarkStart w:id="141" w:name="ref-zhou2024ls"/>
+    <w:bookmarkEnd w:id="140"/>
+    <w:bookmarkStart w:id="142" w:name="ref-zhou2024ls"/>
     <w:p>
       <w:pPr>
         <w:pStyle w:val="Bibliography"/>
@@ -76688,7 +76786,7 @@
       <w:r>
         <w:t xml:space="preserve"> </w:t>
       </w:r>
-      <w:hyperlink r:id="rId140">
+      <w:hyperlink r:id="rId141">
         <w:r>
           <w:rPr>
             <w:rStyle w:val="Hyperlink"/>
@@ -76700,8 +76798,8 @@
         <w:t xml:space="preserve">.</w:t>
       </w:r>
     </w:p>
-    <w:bookmarkEnd w:id="141"/>
-    <w:bookmarkStart w:id="143" w:name="ref-zhou2024matinv"/>
+    <w:bookmarkEnd w:id="142"/>
+    <w:bookmarkStart w:id="144" w:name="ref-zhou2024matinv"/>
     <w:p>
       <w:pPr>
         <w:pStyle w:val="Bibliography"/>
@@ -76725,7 +76823,7 @@
       <w:r>
         <w:t xml:space="preserve"> </w:t>
       </w:r>
-      <w:hyperlink r:id="rId142">
+      <w:hyperlink r:id="rId143">
         <w:r>
           <w:rPr>
             <w:rStyle w:val="Hyperlink"/>
@@ -76737,8 +76835,8 @@
         <w:t xml:space="preserve">.</w:t>
       </w:r>
     </w:p>
-    <w:bookmarkEnd w:id="143"/>
-    <w:bookmarkStart w:id="145" w:name="ref-zhou2024orthproj"/>
+    <w:bookmarkEnd w:id="144"/>
+    <w:bookmarkStart w:id="146" w:name="ref-zhou2024orthproj"/>
     <w:p>
       <w:pPr>
         <w:pStyle w:val="Bibliography"/>
@@ -76762,7 +76860,7 @@
       <w:r>
         <w:t xml:space="preserve"> </w:t>
       </w:r>
-      <w:hyperlink r:id="rId144">
+      <w:hyperlink r:id="rId145">
         <w:r>
           <w:rPr>
             <w:rStyle w:val="Hyperlink"/>
@@ -76774,10 +76872,10 @@
         <w:t xml:space="preserve">.</w:t>
       </w:r>
     </w:p>
-    <w:bookmarkEnd w:id="145"/>
     <w:bookmarkEnd w:id="146"/>
     <w:bookmarkEnd w:id="147"/>
     <w:bookmarkEnd w:id="148"/>
+    <w:bookmarkEnd w:id="149"/>
     <w:sectPr>
       <w:footnotePr>
         <w:numRestart w:val="eachSect"/>
